--- a/Edge Add-ons Listing.docx
+++ b/Edge Add-ons Listing.docx
@@ -487,7 +487,7 @@
         <w:rPr>
           <w:b w:val="0"/>
         </w:rPr>
-        <w:t>Web research: researches your accounts on the public web, with sources you can open and check. Click to research an account, or let account preparation do it within a monthly budget you set, never above it.</w:t>
+        <w:t>Web research: researches your accounts on the public web - size, headquarters and recent projects where what you sell could help - with sources you can open and check. Click to research an account, or let account preparation do it within a monthly budget you set, never above it.</w:t>
       </w:r>
     </w:p>
     <w:p>

--- a/Edge Add-ons Listing.docx
+++ b/Edge Add-ons Listing.docx
@@ -391,7 +391,7 @@
         <w:rPr>
           <w:b w:val="0"/>
         </w:rPr>
-        <w:t>The Leads Dashboard turns the leads (posts) into a real pipeline view: pie charts by status, a sortable/filterable table, per-lead detail pages, CSV export, every active filter shown above the table with one-click clear, and safe bulk status changes (confirmation required, one level of undo). A Target Accounts Explorer does the same for your company/contact universe - priority, evidence level, and contact coverage at a glance, with accounts and contacts each exportable as a spreadsheet that opens in Excel, or as import files for common CRM systems.</w:t>
+        <w:t>The Leads Dashboard turns the leads (posts) into a real pipeline view: pie charts by status, a sortable/filterable table, per-lead detail pages, CSV export, every active filter shown above the table with one-click clear, and tick leads to change their status in bulk (confirmation required, one level of undo). A Target Accounts Explorer does the same for your company/contact universe - priority, evidence level, and contact coverage at a glance, with accounts and contacts each exportable as a spreadsheet that opens in Excel, or as import files for common CRM systems.</w:t>
       </w:r>
     </w:p>
     <w:p>
@@ -403,6 +403,17 @@
           <w:b w:val="0"/>
         </w:rPr>
         <w:t>Notes on accounts, contacts and leads (posts): write down what you did and what you learned - SalesTeam adds the date and your name. Each account shows one timeline with the notes on its contacts and leads, a "Last note" column shows where something happened last, and in a team everyone who sees an account sees its notes.</w:t>
+      </w:r>
+    </w:p>
+    <w:p>
+      <w:pPr>
+        <w:pStyle w:val="ListBullet"/>
+      </w:pPr>
+      <w:r>
+        <w:rPr>
+          <w:b w:val="0"/>
+        </w:rPr>
+        <w:t>Data protection built in: choose how long leads are kept (deleted automatically after 6, 12 or 24 months), delete a contact or lead permanently, and answer a person's request in one place - find everything SalesTeam holds about them, save it as a PDF, or erase it and keep them from being stored again. Removals, merges and deletions ask for a reason, and the Activity Log (kept 12 months) can be exported for audits.</w:t>
       </w:r>
     </w:p>
     <w:p>
@@ -511,7 +522,7 @@
         <w:rPr>
           <w:b w:val="0"/>
         </w:rPr>
-        <w:t>SalesTeam only reads LinkedIn pages opened in your own browser (Posts/Jobs search, Company/People search, company and profile pages), stores everything locally in your browser - and, if you work as a team, in a OneDrive folder your team owns and shares - and never sends anything to a server we operate. See the full privacy policy at: https://aisalesteam.app/privacy.html</w:t>
+        <w:t>SalesTeam only reads LinkedIn pages opened in your own browser (Posts/Jobs search, Company/People search, company and profile pages), stores everything locally in your browser - and, if you work as a team, in a OneDrive folder your team owns and shares - and never sends anything to a server we operate. You decide how long leads are kept, and can delete anyone's data permanently from Settings &gt; Data protection. See the full privacy policy at: https://aisalesteam.app/privacy.html</w:t>
       </w:r>
     </w:p>
     <w:p>
